--- a/Project/Weekly_Report_Week3.docx
+++ b/Project/Weekly_Report_Week3.docx
@@ -23,15 +23,7 @@
         <w:jc w:val="center"/>
       </w:pPr>
       <w:r>
-        <w:t>Opp. Science city, Sola-</w:t>
-      </w:r>
-      <w:proofErr w:type="spellStart"/>
-      <w:r>
-        <w:t>Bhadaj</w:t>
-      </w:r>
-      <w:proofErr w:type="spellEnd"/>
-      <w:r>
-        <w:t xml:space="preserve"> Road, Ahmedabad, Gujarat 380060</w:t>
+        <w:t>Opp. Science city, Sola-Bhadaj Road, Ahmedabad, Gujarat 380060</w:t>
       </w:r>
     </w:p>
     <w:p>
@@ -156,21 +148,12 @@
             </w:tcMar>
           </w:tcPr>
           <w:p>
-            <w:proofErr w:type="spellStart"/>
             <w:r>
               <w:rPr>
                 <w:b/>
                 <w:bCs/>
               </w:rPr>
-              <w:t>Enrollment</w:t>
-            </w:r>
-            <w:proofErr w:type="spellEnd"/>
-            <w:r>
-              <w:rPr>
-                <w:b/>
-                <w:bCs/>
-              </w:rPr>
-              <w:t xml:space="preserve"> Number:</w:t>
+              <w:t>Enrollment Number:</w:t>
             </w:r>
           </w:p>
         </w:tc>
@@ -242,28 +225,7 @@
           </w:tcPr>
           <w:p>
             <w:r>
-              <w:t>January</w:t>
-            </w:r>
-            <w:r>
-              <w:t xml:space="preserve"> 1</w:t>
-            </w:r>
-            <w:r>
-              <w:t>5</w:t>
-            </w:r>
-            <w:r>
-              <w:t xml:space="preserve">, 2026 - </w:t>
-            </w:r>
-            <w:r>
-              <w:t>January</w:t>
-            </w:r>
-            <w:r>
-              <w:t xml:space="preserve"> </w:t>
-            </w:r>
-            <w:r>
-              <w:t>21</w:t>
-            </w:r>
-            <w:r>
-              <w:t>, 2026 (Week 3)</w:t>
+              <w:t>January 15, 2026 - January 21, 2026 (Week 3)</w:t>
             </w:r>
           </w:p>
         </w:tc>
@@ -313,15 +275,7 @@
           </w:tcPr>
           <w:p>
             <w:r>
-              <w:t xml:space="preserve">Microsoft Elevate Program (via </w:t>
-            </w:r>
-            <w:proofErr w:type="spellStart"/>
-            <w:r>
-              <w:t>Edunet</w:t>
-            </w:r>
-            <w:proofErr w:type="spellEnd"/>
-            <w:r>
-              <w:t xml:space="preserve"> Foundation &amp; FICE Education)</w:t>
+              <w:t>Microsoft Elevate Program (via Edunet Foundation &amp; FICE Education)</w:t>
             </w:r>
           </w:p>
         </w:tc>
@@ -786,15 +740,7 @@
         </w:numPr>
       </w:pPr>
       <w:r>
-        <w:t xml:space="preserve">Formatting visuals: </w:t>
-      </w:r>
-      <w:proofErr w:type="spellStart"/>
-      <w:r>
-        <w:t>colors</w:t>
-      </w:r>
-      <w:proofErr w:type="spellEnd"/>
-      <w:r>
-        <w:t>, labels, titles, legends</w:t>
+        <w:t>Formatting visuals: colors, labels, titles, legends</w:t>
       </w:r>
     </w:p>
     <w:p>
@@ -848,15 +794,7 @@
         <w:spacing w:after="200"/>
       </w:pPr>
       <w:r>
-        <w:t xml:space="preserve">Created multiple visualizations using sample data: sales trends with line charts, regional performance with map visualization, and product category analysis with bar charts. Applied formatting and </w:t>
-      </w:r>
-      <w:proofErr w:type="spellStart"/>
-      <w:r>
-        <w:t>color</w:t>
-      </w:r>
-      <w:proofErr w:type="spellEnd"/>
-      <w:r>
-        <w:t xml:space="preserve"> themes for professional appearance.</w:t>
+        <w:t>Created multiple visualizations using sample data: sales trends with line charts, regional performance with map visualization, and product category analysis with bar charts. Applied formatting and color themes for professional appearance.</w:t>
       </w:r>
     </w:p>
     <w:p>
@@ -1151,32 +1089,19 @@
         </w:numPr>
       </w:pPr>
       <w:r>
-        <w:t>Created organized folder structure: Data/raw/</w:t>
-      </w:r>
-      <w:proofErr w:type="spellStart"/>
-      <w:r>
-        <w:t>ucf_crime</w:t>
-      </w:r>
-      <w:proofErr w:type="spellEnd"/>
-      <w:r>
-        <w:t>/, Data/processed/</w:t>
-      </w:r>
-    </w:p>
-    <w:p>
-      <w:pPr>
-        <w:pStyle w:val="ListParagraph"/>
-        <w:numPr>
-          <w:ilvl w:val="0"/>
-          <w:numId w:val="2"/>
-        </w:numPr>
-      </w:pPr>
-      <w:proofErr w:type="spellStart"/>
-      <w:r>
-        <w:t>Analyzed</w:t>
-      </w:r>
-      <w:proofErr w:type="spellEnd"/>
-      <w:r>
-        <w:t xml:space="preserve"> video properties: resolution (320x240 to 640x480), duration (30s to 2min), format (AVI/MP4)</w:t>
+        <w:t>Created organized folder structure: Data/raw/ucf_crime/, Data/processed/</w:t>
+      </w:r>
+    </w:p>
+    <w:p>
+      <w:pPr>
+        <w:pStyle w:val="ListParagraph"/>
+        <w:numPr>
+          <w:ilvl w:val="0"/>
+          <w:numId w:val="2"/>
+        </w:numPr>
+      </w:pPr>
+      <w:r>
+        <w:t>Analyzed video properties: resolution (320x240 to 640x480), duration (30s to 2min), format (AVI/MP4)</w:t>
       </w:r>
     </w:p>
     <w:p>
@@ -1252,31 +1177,7 @@
         </w:numPr>
       </w:pPr>
       <w:r>
-        <w:t xml:space="preserve">Installing OpenCV: pip install </w:t>
-      </w:r>
-      <w:proofErr w:type="spellStart"/>
-      <w:r>
-        <w:t>opencv</w:t>
-      </w:r>
-      <w:proofErr w:type="spellEnd"/>
-      <w:r>
-        <w:t xml:space="preserve">-python </w:t>
-      </w:r>
-      <w:proofErr w:type="spellStart"/>
-      <w:r>
-        <w:t>opencv</w:t>
-      </w:r>
-      <w:proofErr w:type="spellEnd"/>
-      <w:r>
-        <w:t>-</w:t>
-      </w:r>
-      <w:proofErr w:type="spellStart"/>
-      <w:r>
-        <w:t>contrib</w:t>
-      </w:r>
-      <w:proofErr w:type="spellEnd"/>
-      <w:r>
-        <w:t>-python</w:t>
+        <w:t>Installing OpenCV: pip install opencv-python opencv-contrib-python</w:t>
       </w:r>
     </w:p>
     <w:p>
@@ -1324,15 +1225,7 @@
         </w:numPr>
       </w:pPr>
       <w:r>
-        <w:t xml:space="preserve">Converting </w:t>
-      </w:r>
-      <w:proofErr w:type="spellStart"/>
-      <w:r>
-        <w:t>color</w:t>
-      </w:r>
-      <w:proofErr w:type="spellEnd"/>
-      <w:r>
-        <w:t xml:space="preserve"> spaces (BGR to RGB)</w:t>
+        <w:t>Converting color spaces (BGR to RGB)</w:t>
       </w:r>
     </w:p>
     <w:p>
@@ -1472,15 +1365,7 @@
         </w:numPr>
       </w:pPr>
       <w:r>
-        <w:t>Verified student status and received ₹15,600 (</w:t>
-      </w:r>
-      <w:proofErr w:type="spellStart"/>
-      <w:r>
-        <w:t>approx</w:t>
-      </w:r>
-      <w:proofErr w:type="spellEnd"/>
-      <w:r>
-        <w:t xml:space="preserve"> $200) in free credits</w:t>
+        <w:t>Verified student status and received ₹15,600 (approx $200) in free credits</w:t>
       </w:r>
     </w:p>
     <w:p>
@@ -1606,7 +1491,7 @@
         <w:spacing w:before="300" w:after="200"/>
       </w:pPr>
       <w:r>
-        <w:t>Plans for next week (Feb 17-21, 2026):</w:t>
+        <w:t>Plans for next week:</w:t>
       </w:r>
     </w:p>
     <w:p>
@@ -1826,40 +1711,19 @@
       </w:pPr>
       <w:r>
         <w:lastRenderedPageBreak/>
-        <w:t>Initialize with README.md</w:t>
-      </w:r>
-      <w:proofErr w:type="gramStart"/>
-      <w:r>
-        <w:t>, .</w:t>
-      </w:r>
-      <w:proofErr w:type="spellStart"/>
-      <w:r>
-        <w:t>gitignore</w:t>
-      </w:r>
-      <w:proofErr w:type="spellEnd"/>
-      <w:proofErr w:type="gramEnd"/>
-      <w:r>
-        <w:t>, and LICENSE</w:t>
-      </w:r>
-    </w:p>
-    <w:p>
-      <w:pPr>
-        <w:pStyle w:val="ListParagraph"/>
-        <w:numPr>
-          <w:ilvl w:val="0"/>
-          <w:numId w:val="2"/>
-        </w:numPr>
-      </w:pPr>
-      <w:r>
-        <w:t xml:space="preserve">Create folder structure: data/, notebooks/, </w:t>
-      </w:r>
-      <w:proofErr w:type="spellStart"/>
-      <w:r>
-        <w:t>src</w:t>
-      </w:r>
-      <w:proofErr w:type="spellEnd"/>
-      <w:r>
-        <w:t>/, models/, docs/</w:t>
+        <w:t>Initialize with README.md, .gitignore, and LICENSE</w:t>
+      </w:r>
+    </w:p>
+    <w:p>
+      <w:pPr>
+        <w:pStyle w:val="ListParagraph"/>
+        <w:numPr>
+          <w:ilvl w:val="0"/>
+          <w:numId w:val="2"/>
+        </w:numPr>
+      </w:pPr>
+      <w:r>
+        <w:t>Create folder structure: data/, notebooks/, src/, models/, docs/</w:t>
       </w:r>
     </w:p>
     <w:p>
@@ -1921,15 +1785,7 @@
         </w:numPr>
       </w:pPr>
       <w:r>
-        <w:t xml:space="preserve">Install </w:t>
-      </w:r>
-      <w:proofErr w:type="spellStart"/>
-      <w:r>
-        <w:t>Ultralytics</w:t>
-      </w:r>
-      <w:proofErr w:type="spellEnd"/>
-      <w:r>
-        <w:t xml:space="preserve"> YOLOv8 library</w:t>
+        <w:t>Install Ultralytics YOLOv8 library</w:t>
       </w:r>
     </w:p>
     <w:p>

--- a/Project/Weekly_Report_Week3.docx
+++ b/Project/Weekly_Report_Week3.docx
@@ -23,7 +23,15 @@
         <w:jc w:val="center"/>
       </w:pPr>
       <w:r>
-        <w:t>Opp. Science city, Sola-Bhadaj Road, Ahmedabad, Gujarat 380060</w:t>
+        <w:t>Opp. Science city, Sola-</w:t>
+      </w:r>
+      <w:proofErr w:type="spellStart"/>
+      <w:r>
+        <w:t>Bhadaj</w:t>
+      </w:r>
+      <w:proofErr w:type="spellEnd"/>
+      <w:r>
+        <w:t xml:space="preserve"> Road, Ahmedabad, Gujarat 380060</w:t>
       </w:r>
     </w:p>
     <w:p>
@@ -148,12 +156,21 @@
             </w:tcMar>
           </w:tcPr>
           <w:p>
+            <w:proofErr w:type="spellStart"/>
             <w:r>
               <w:rPr>
                 <w:b/>
                 <w:bCs/>
               </w:rPr>
-              <w:t>Enrollment Number:</w:t>
+              <w:t>Enrollment</w:t>
+            </w:r>
+            <w:proofErr w:type="spellEnd"/>
+            <w:r>
+              <w:rPr>
+                <w:b/>
+                <w:bCs/>
+              </w:rPr>
+              <w:t xml:space="preserve"> Number:</w:t>
             </w:r>
           </w:p>
         </w:tc>
@@ -275,7 +292,15 @@
           </w:tcPr>
           <w:p>
             <w:r>
-              <w:t>Microsoft Elevate Program (via Edunet Foundation &amp; FICE Education)</w:t>
+              <w:t xml:space="preserve">Microsoft Elevate Program (via </w:t>
+            </w:r>
+            <w:proofErr w:type="spellStart"/>
+            <w:r>
+              <w:t>Edunet</w:t>
+            </w:r>
+            <w:proofErr w:type="spellEnd"/>
+            <w:r>
+              <w:t xml:space="preserve"> Foundation &amp; FICE Education)</w:t>
             </w:r>
           </w:p>
         </w:tc>
@@ -740,7 +765,15 @@
         </w:numPr>
       </w:pPr>
       <w:r>
-        <w:t>Formatting visuals: colors, labels, titles, legends</w:t>
+        <w:t xml:space="preserve">Formatting visuals: </w:t>
+      </w:r>
+      <w:proofErr w:type="spellStart"/>
+      <w:r>
+        <w:t>colors</w:t>
+      </w:r>
+      <w:proofErr w:type="spellEnd"/>
+      <w:r>
+        <w:t>, labels, titles, legends</w:t>
       </w:r>
     </w:p>
     <w:p>
@@ -794,7 +827,15 @@
         <w:spacing w:after="200"/>
       </w:pPr>
       <w:r>
-        <w:t>Created multiple visualizations using sample data: sales trends with line charts, regional performance with map visualization, and product category analysis with bar charts. Applied formatting and color themes for professional appearance.</w:t>
+        <w:t xml:space="preserve">Created multiple visualizations using sample data: sales trends with line charts, regional performance with map visualization, and product category analysis with bar charts. Applied formatting and </w:t>
+      </w:r>
+      <w:proofErr w:type="spellStart"/>
+      <w:r>
+        <w:t>color</w:t>
+      </w:r>
+      <w:proofErr w:type="spellEnd"/>
+      <w:r>
+        <w:t xml:space="preserve"> themes for professional appearance.</w:t>
       </w:r>
     </w:p>
     <w:p>
@@ -1089,19 +1130,32 @@
         </w:numPr>
       </w:pPr>
       <w:r>
-        <w:t>Created organized folder structure: Data/raw/ucf_crime/, Data/processed/</w:t>
-      </w:r>
-    </w:p>
-    <w:p>
-      <w:pPr>
-        <w:pStyle w:val="ListParagraph"/>
-        <w:numPr>
-          <w:ilvl w:val="0"/>
-          <w:numId w:val="2"/>
-        </w:numPr>
-      </w:pPr>
-      <w:r>
-        <w:t>Analyzed video properties: resolution (320x240 to 640x480), duration (30s to 2min), format (AVI/MP4)</w:t>
+        <w:t>Created organized folder structure: Data/raw/</w:t>
+      </w:r>
+      <w:proofErr w:type="spellStart"/>
+      <w:r>
+        <w:t>ucf_crime</w:t>
+      </w:r>
+      <w:proofErr w:type="spellEnd"/>
+      <w:r>
+        <w:t>/, Data/processed/</w:t>
+      </w:r>
+    </w:p>
+    <w:p>
+      <w:pPr>
+        <w:pStyle w:val="ListParagraph"/>
+        <w:numPr>
+          <w:ilvl w:val="0"/>
+          <w:numId w:val="2"/>
+        </w:numPr>
+      </w:pPr>
+      <w:proofErr w:type="spellStart"/>
+      <w:r>
+        <w:t>Analyzed</w:t>
+      </w:r>
+      <w:proofErr w:type="spellEnd"/>
+      <w:r>
+        <w:t xml:space="preserve"> video properties: resolution (320x240 to 640x480), duration (30s to 2min), format (AVI/MP4)</w:t>
       </w:r>
     </w:p>
     <w:p>
@@ -1177,7 +1231,31 @@
         </w:numPr>
       </w:pPr>
       <w:r>
-        <w:t>Installing OpenCV: pip install opencv-python opencv-contrib-python</w:t>
+        <w:t xml:space="preserve">Installing OpenCV: pip install </w:t>
+      </w:r>
+      <w:proofErr w:type="spellStart"/>
+      <w:r>
+        <w:t>opencv</w:t>
+      </w:r>
+      <w:proofErr w:type="spellEnd"/>
+      <w:r>
+        <w:t xml:space="preserve">-python </w:t>
+      </w:r>
+      <w:proofErr w:type="spellStart"/>
+      <w:r>
+        <w:t>opencv</w:t>
+      </w:r>
+      <w:proofErr w:type="spellEnd"/>
+      <w:r>
+        <w:t>-</w:t>
+      </w:r>
+      <w:proofErr w:type="spellStart"/>
+      <w:r>
+        <w:t>contrib</w:t>
+      </w:r>
+      <w:proofErr w:type="spellEnd"/>
+      <w:r>
+        <w:t>-python</w:t>
       </w:r>
     </w:p>
     <w:p>
@@ -1225,7 +1303,15 @@
         </w:numPr>
       </w:pPr>
       <w:r>
-        <w:t>Converting color spaces (BGR to RGB)</w:t>
+        <w:t xml:space="preserve">Converting </w:t>
+      </w:r>
+      <w:proofErr w:type="spellStart"/>
+      <w:r>
+        <w:t>color</w:t>
+      </w:r>
+      <w:proofErr w:type="spellEnd"/>
+      <w:r>
+        <w:t xml:space="preserve"> spaces (BGR to RGB)</w:t>
       </w:r>
     </w:p>
     <w:p>
@@ -1365,7 +1451,15 @@
         </w:numPr>
       </w:pPr>
       <w:r>
-        <w:t>Verified student status and received ₹15,600 (approx $200) in free credits</w:t>
+        <w:t>Verified student status and received ₹15,600 (</w:t>
+      </w:r>
+      <w:proofErr w:type="spellStart"/>
+      <w:r>
+        <w:t>approx</w:t>
+      </w:r>
+      <w:proofErr w:type="spellEnd"/>
+      <w:r>
+        <w:t xml:space="preserve"> $200) in free credits</w:t>
       </w:r>
     </w:p>
     <w:p>
@@ -1711,19 +1805,40 @@
       </w:pPr>
       <w:r>
         <w:lastRenderedPageBreak/>
-        <w:t>Initialize with README.md, .gitignore, and LICENSE</w:t>
-      </w:r>
-    </w:p>
-    <w:p>
-      <w:pPr>
-        <w:pStyle w:val="ListParagraph"/>
-        <w:numPr>
-          <w:ilvl w:val="0"/>
-          <w:numId w:val="2"/>
-        </w:numPr>
-      </w:pPr>
-      <w:r>
-        <w:t>Create folder structure: data/, notebooks/, src/, models/, docs/</w:t>
+        <w:t>Initialize with README.md</w:t>
+      </w:r>
+      <w:proofErr w:type="gramStart"/>
+      <w:r>
+        <w:t>, .</w:t>
+      </w:r>
+      <w:proofErr w:type="spellStart"/>
+      <w:r>
+        <w:t>gitignore</w:t>
+      </w:r>
+      <w:proofErr w:type="spellEnd"/>
+      <w:proofErr w:type="gramEnd"/>
+      <w:r>
+        <w:t>, and LICENSE</w:t>
+      </w:r>
+    </w:p>
+    <w:p>
+      <w:pPr>
+        <w:pStyle w:val="ListParagraph"/>
+        <w:numPr>
+          <w:ilvl w:val="0"/>
+          <w:numId w:val="2"/>
+        </w:numPr>
+      </w:pPr>
+      <w:r>
+        <w:t xml:space="preserve">Create folder structure: data/, notebooks/, </w:t>
+      </w:r>
+      <w:proofErr w:type="spellStart"/>
+      <w:r>
+        <w:t>src</w:t>
+      </w:r>
+      <w:proofErr w:type="spellEnd"/>
+      <w:r>
+        <w:t>/, models/, docs/</w:t>
       </w:r>
     </w:p>
     <w:p>
@@ -1785,7 +1900,15 @@
         </w:numPr>
       </w:pPr>
       <w:r>
-        <w:t>Install Ultralytics YOLOv8 library</w:t>
+        <w:t xml:space="preserve">Install </w:t>
+      </w:r>
+      <w:proofErr w:type="spellStart"/>
+      <w:r>
+        <w:t>Ultralytics</w:t>
+      </w:r>
+      <w:proofErr w:type="spellEnd"/>
+      <w:r>
+        <w:t xml:space="preserve"> YOLOv8 library</w:t>
       </w:r>
     </w:p>
     <w:p>
@@ -2222,7 +2345,7 @@
         <w:spacing w:after="120"/>
       </w:pPr>
       <w:r>
-        <w:t>Signature of External Guide with Company Seal: _____________________</w:t>
+        <w:t xml:space="preserve">Signature of External Guide with Company Seal: </w:t>
       </w:r>
     </w:p>
     <w:p>
@@ -2231,6 +2354,52 @@
       </w:pPr>
       <w:r>
         <w:t>Date: ___________</w:t>
+      </w:r>
+      <w:r>
+        <w:rPr>
+          <w:noProof/>
+        </w:rPr>
+        <w:drawing>
+          <wp:inline distT="0" distB="0" distL="0" distR="0" wp14:anchorId="2C5E3FBF" wp14:editId="36C05D0D">
+            <wp:extent cx="1379220" cy="890905"/>
+            <wp:effectExtent l="0" t="0" r="0" b="0"/>
+            <wp:docPr id="2096697644" name="Picture 1"/>
+            <wp:cNvGraphicFramePr>
+              <a:graphicFrameLocks xmlns:a="http://schemas.openxmlformats.org/drawingml/2006/main" noChangeAspect="1"/>
+            </wp:cNvGraphicFramePr>
+            <a:graphic xmlns:a="http://schemas.openxmlformats.org/drawingml/2006/main">
+              <a:graphicData uri="http://schemas.openxmlformats.org/drawingml/2006/picture">
+                <pic:pic xmlns:pic="http://schemas.openxmlformats.org/drawingml/2006/picture">
+                  <pic:nvPicPr>
+                    <pic:cNvPr id="2096697644" name="Picture 2096697644"/>
+                    <pic:cNvPicPr/>
+                  </pic:nvPicPr>
+                  <pic:blipFill>
+                    <a:blip r:embed="rId11" cstate="print">
+                      <a:extLst>
+                        <a:ext uri="{28A0092B-C50C-407E-A947-70E740481C1C}">
+                          <a14:useLocalDpi xmlns:a14="http://schemas.microsoft.com/office/drawing/2010/main" val="0"/>
+                        </a:ext>
+                      </a:extLst>
+                    </a:blip>
+                    <a:stretch>
+                      <a:fillRect/>
+                    </a:stretch>
+                  </pic:blipFill>
+                  <pic:spPr>
+                    <a:xfrm>
+                      <a:off x="0" y="0"/>
+                      <a:ext cx="1388407" cy="896839"/>
+                    </a:xfrm>
+                    <a:prstGeom prst="rect">
+                      <a:avLst/>
+                    </a:prstGeom>
+                  </pic:spPr>
+                </pic:pic>
+              </a:graphicData>
+            </a:graphic>
+          </wp:inline>
+        </w:drawing>
       </w:r>
     </w:p>
     <w:p>
